--- a/ind/docx/20.content.docx
+++ b/ind/docx/20.content.docx
@@ -163,13 +163,6 @@
         <w:rPr>
           <w:lang w:val="id_ID" w:bidi="id_ID"/>
         </w:rPr>
-      </w:r>
-      <w:r>
-        <w:rPr>
-          <w:i/>
-          <w:lang w:val="id_ID" w:bidi="id_ID"/>
-        </w:rPr>
-        <w:t>Amsal 1:1, Amsal 1:2–3, Amsal 1:2–7, Amsal 1:4, Amsal 1:6, Amsal 1:7, Amsal 1:8–19, Amsal 1:8–9.18, Amsal 1:9, Amsal 1:10–19, Amsal 1:12, Amsal 1:17–19, Amsal 1:20–33, Amsal 1:22, Amsal 1:23, Amsal 1:24–27, Amsal 1:28, Amsal 1:29–30, Amsal 1:31, Amsal 1:33, Amsal 2:1, Amsal 2:1–22, Amsal 2:2–3, Amsal 2:4, Amsal 2:5, Amsal 2:6, Amsal 2:7–8, Amsal 2:10, Amsal 2:12–15, Amsal 2:16, Amsal 2:17, Amsal 2:18–19, Amsal 2:20–22, Amsal 3:1, Amsal 3:1–12, Amsal 3:2, Amsal 3:3, Amsal 3:5–6, Amsal 3:8, Amsal 3:9–10, Amsal 3:11–12, Amsal 3:13, Amsal 3:14–15, Amsal 3:18, Amsal 3:19–20, Amsal 3:21–26, Amsal 3:27–28, Amsal 3:29, Amsal 3:30, Amsal 3:31–32, Amsal 4:1, Amsal 4:2, Amsal 4:3, Amsal 4:4, Amsal 4:5, Amsal 4:6, Amsal 4:7–8, Amsal 4:9, Amsal 4:10, Amsal 4:10–19, Amsal 4:11–12, Amsal 4:16, Amsal 4:17, Amsal 4:18–19, Amsal 4:20–21, Amsal 4:20–27, Amsal 4:22, Amsal 4:23, Amsal 4:24, Amsal 5:1–2, Amsal 5:1–23, Amsal 5:3–4, Amsal 5:5–6, Amsal 5:9–10, Amsal 5:11, Amsal 5:15–18, Amsal 5:19, Amsal 5:21–23, Amsal 5:22, Amsal 5:23, Amsal 6:1–5, Amsal 6:3–5, Amsal 6:6–11, Amsal 6:10–11, Amsal 6:12–15, Amsal 6:13, Amsal 6:15, Amsal 6:16–19, Amsal 6:19, Amsal 6:20–35, Amsal 6:24–25, Amsal 6:26, Amsal 6:27–29, Amsal 6:30–31, Amsal 6:32–35, Amsal 7:1–27, Amsal 7:2, Amsal 7:3, Amsal 7:4, Amsal 7:5, Amsal 7:6–7, Amsal 7:6–23, Amsal 7:9, Amsal 7:10, Amsal 7:12, Amsal 7:14, Amsal 7:16–17, Amsal 7:18, Amsal 7:21–23, Amsal 7:24–27, Amsal 8:1–2, Amsal 8:1–9.18, Amsal 8:2, Amsal 8:3, Amsal 8:6–9, Amsal 8:10–11, Amsal 8:12, Amsal 8:13, Amsal 8:15–16, Amsal 8:22–25, Amsal 8:27–29, Amsal 8:30, Amsal 8:32–36, Amsal 8:35–36, Amsal 9:1, Amsal 9:1–6, Amsal 9:2, Amsal 9:3, Amsal 9:4, Amsal 9:6, Amsal 9:7–9, Amsal 9:10–12, Amsal 9:13, Amsal 9:13–18, Amsal 9:14, Amsal 9:17, Amsal 9:18, Amsal 10:1, Amsal 10:1–22.16, Amsal 10:2, Amsal 10:3, Amsal 10:4–5, Amsal 10:7, Amsal 10:9, Amsal 10:10, Amsal 10:11, Amsal 10:13, Amsal 10:15, Amsal 10:17, Amsal 10:19, Amsal 10:20, Amsal 10:25, Amsal 10:30, Amsal 11:1, Amsal 11:2, Amsal 11:4, Amsal 11:10, Amsal 11:13, Amsal 11:14, Amsal 11:15, Amsal 11:16, Amsal 11:21, Amsal 11:22, Amsal 11:23, Amsal 11:24–26, Amsal 11:28, Amsal 11:31, Amsal 12:4, Amsal 12:7, Amsal 12:8, Amsal 12:9, Amsal 12:11, Amsal 12:12, Amsal 12:15, Amsal 12:16, Amsal 12:17, Amsal 13:1, Amsal 13:3, Amsal 13:7, Amsal 13:8, Amsal 13:9, Amsal 13:17, Amsal 13:20, Amsal 13:23, Amsal 13:24, Amsal 14:1, Amsal 14:2, Amsal 14:3, Amsal 14:4, Amsal 14:5, Amsal 14:9, Amsal 14:10, Amsal 14:11, Amsal 14:12, Amsal 14:13, Amsal 14:14, Amsal 14:17, Amsal 14:18, Amsal 14:20, Amsal 14:21, Amsal 14:24, Amsal 14:28, Amsal 14:29, Amsal 14:30, Amsal 14:31, Amsal 14:32, Amsal 14:34, Amsal 15:1, Amsal 15:2, Amsal 15:3, Amsal 15:5, Amsal 15:6, Amsal 15:8, Amsal 15:11, Amsal 15:12, Amsal 15:13, Amsal 15:14, Amsal 15:15, Amsal 15:16, Amsal 15:17, Amsal 15:18, Amsal 15:19, Amsal 15:22, Amsal 15:24, Amsal 15:25, Amsal 15:29, Amsal 15:30, Amsal 15:33, Amsal 16:1, Amsal 16:2, Amsal 16:3, Amsal 16:4, Amsal 16:5, Amsal 16:6, Amsal 16:8, Amsal 16:10, Amsal 16:10–15, Amsal 16:11, Amsal 16:12–13, Amsal 16:14–15, Amsal 16:16, Amsal 16:18, Proverbs 16:25, Amsal 16:27–29, Amsal 16:31, Amsal 16:32, Amsal 16:33, Amsal 17:2, Amsal 17:3, Amsal 17:4, Amsal 17:5, Amsal 17:6, Amsal 17:9, Amsal 17:10, Amsal 17:11, Amsal 17:12, Amsal 17:14, Amsal 17:18, Amsal 17:19, Amsal 17:24, Amsal 17:25, Amsal 18:4, Amsal 18:8, Amsal 18:10–11, Amsal 18:12, Amsal 18:14, Amsal 18:16, Amsal 18:17, Amsal 18:18, Amsal 18:21, Amsal 18:23, Amsal 18:24, Amsal 19:1, Amsal 19:2, Amsal 19:3, Amsal 19:5, Amsal 19:8, Amsal 19:9, Amsal 19:12, Amsal 19:13–14, Amsal 19:16, Amsal 19:18, Amsal 19:24, Proverbs 19:25, Amsal 19:26, Amsal 20:1, Amsal 20:2, Amsal 20:6, Amsal 20:8, Amsal 20:9, Amsal 20:10, Amsal 20:12, Amsal 20:13, Amsal 20:14, Amsal 20:16, Amsal 20:19, Amsal 20:21, Amsal 20:22, Amsal 20:23, Amsal 20:24, Amsal 20:25, Amsal 20:26, Amsal 20:27, Amsal 20:28, Amsal 20:30, Amsal 21:1, Amsal 21:2, Amsal 21:3, Amsal 21:4, Amsal 21:8, Amsal 21:9, Amsal 21:10, Amsal 21:11, Amsal 21:12, Amsal 21:15, Amsal 21:16, Amsal 21:17, Amsal 21:18, Amsal 21:19, Amsal 21:20, Amsal 21:21, Amsal 21:22, Amsal 21:24, Amsal 21:26, Amsal 21:30–31, Amsal 22:1, Amsal 22:2, Amsal 22:3, Amsal 22:4, Amsal 22:5, Amsal 22:7, Amsal 22:11, Amsal 22:12, Amsal 22:13, Amsal 22:14, Amsal 22:15, Amsal 22:16, Amsal 22:17–21, Amsal 22:17–24.22, Amsal 22:20, Amsal 22:22–23, Amsal 22:24–25, Amsal 22:26–27, Amsal 22:28, Amsal 22:29, Amsal 23:1–3, Amsal 23:4–5, Amsal 23:6–8, Amsal 23:9, Amsal 23:10–11, Amsal 23:12, Amsal 23:13–14, Amsal 23:15–16, Amsal 23:17–18, Amsal 23:19–21, Amsal 23:22–25, Amsal 23:26–28, Amsal 23:29–35, Amsal 24:1–2, Amsal 24:3–4, Amsal 24:5–6, Amsal 24:7, Amsal 24:8–9, Amsal 24:10, Amsal 24:11–12, Amsal 24:13–14, Amsal 24:15–16, Amsal 24:17–18, Amsal 24:19–20, Amsal 24:21–22, Amsal 24:23–25, Amsal 24:23–34, Amsal 24:26, Amsal 24:27, Amsal 24:28–29, Amsal 24:30–34, Amsal 24:33–34, Amsal 25:1–29.27, Amsal 25:2–3, Amsal 25:4–5, Amsal 25:6–7, Amsal 25:7, Amsal 25:9–10, Amsal 25:11–12, Amsal 25:13, Amsal 25:14, Amsal 25:16–17, Amsal 25:18, Amsal 25:21–22, Amsal 25:24, Amsal 25:26, Amsal 25:27–28, Amsal 26:1, Amsal 26:2, Amsal 26:3, Amsal 26:4–5, Amsal 26:7, Amsal 26:9, Amsal 26:10, Amsal 26:11, Amsal 26:12, Amsal 26:13–16, Amsal 26:15, Amsal 26:17, Amsal 26:18–19, Amsal 26:20–21, Amsal 26:22, Amsal 26:23–26, Amsal 26:27, Amsal 27:1, Amsal 27:2, Amsal 27:3, Amsal 27:4, Amsal 27:5, Amsal 27:6, Amsal 27:7, Amsal 27:8, Amsal 27:9, Amsal 27:10, Amsal 27:11, Amsal 27:12, Amsal 27:13, Amsal 27:14, Amsal 27:15, Amsal 27:17, Amsal 27:18, Amsal 27:20, Amsal 27:21, Amsal 27:22, Amsal 27:23–27, Amsal 28:1, Amsal 28:2, Proverbs 28:4, Amsal 28:5, Amsal 28:6, Amsal 28:7, Amsal 28:8, Amsal 28:9, Amsal 28:12, Amsal 28:13, Amsal 28:15, Amsal 28:17, Amsal 28:19, Amsal 28:20, Amsal 28:21, Amsal 28:23, Amsal 28:24, Amsal 28:25, Amsal 28:26, Amsal 28:28, Amsal 29:3, Amsal 29:4, Amsal 29:5, Amsal 29:11, Amsal 29:13, Amsal 29:15, Amsal 29:18, Amsal 29:19, Amsal 29:23, Amsal 29:24, Amsal 29:25, Amsal 30:1, Amsal 30:1–3, Amsal 30:4–6, Amsal 30:7–9, Amsal 30:11–14, Amsal 30:15–16, Amsal 30:17, Amsal 30:18–19, Amsal 30:20, Amsal 30:21–23, Amsal 30:24–28, Amsal 31:1–9, Amsal 31:2–3, Amsal 31:4–7, Amsal 31:8–9, Amsal 31:10–12, Amsal 31:10–31, Amsal 31:13–15, Amsal 31:16–18, Amsal 31:19–21, Amsal 31:22–24, Amsal 31:25–27, Amsal 31:28–29, Amsal 31:30–31</w:t>
       </w:r>
       <w:r>
         <w:rPr>

--- a/ind/docx/20.content.docx
+++ b/ind/docx/20.content.docx
@@ -150,19 +150,6 @@
           <w:lang w:val="id_ID" w:bidi="id_ID"/>
         </w:rPr>
         <w:t>PRO</w:t>
-      </w:r>
-      <w:r>
-        <w:rPr>
-          <w:lang w:val="id_ID" w:bidi="id_ID"/>
-        </w:rPr>
-      </w:r>
-    </w:p>
-    <w:p>
-      <w:pPr/>
-      <w:r>
-        <w:rPr>
-          <w:lang w:val="id_ID" w:bidi="id_ID"/>
-        </w:rPr>
       </w:r>
       <w:r>
         <w:rPr>

--- a/ind/docx/20.content.docx
+++ b/ind/docx/20.content.docx
@@ -19,7 +19,7 @@
         <w:rPr>
           <w:lang w:val="id_ID" w:bidi="id_ID"/>
         </w:rPr>
-        <w:t>Resource: Catatan Studi (Tyndale)</w:t>
+        <w:t>Resource: Tyndale Open Study Notes</w:t>
       </w:r>
       <w:r>
         <w:rPr>
@@ -112,7 +112,7 @@
         <w:rPr>
           <w:lang w:val="id_ID" w:bidi="id_ID"/>
         </w:rPr>
-        <w:t>Catatan Studi (Tyndale)</w:t>
+        <w:t>Tyndale Open Study Notes</w:t>
       </w:r>
     </w:p>
     <w:p>

--- a/ind/docx/20.content.docx
+++ b/ind/docx/20.content.docx
@@ -19,7 +19,7 @@
         <w:rPr>
           <w:lang w:val="id_ID" w:bidi="id_ID"/>
         </w:rPr>
-        <w:t>Resource: Tyndale Open Study Notes</w:t>
+        <w:t>Resource: Aquifer Open Study Notes</w:t>
       </w:r>
       <w:r>
         <w:rPr>
@@ -112,7 +112,7 @@
         <w:rPr>
           <w:lang w:val="id_ID" w:bidi="id_ID"/>
         </w:rPr>
-        <w:t>Tyndale Open Study Notes</w:t>
+        <w:t>Aquifer Open Study Notes</w:t>
       </w:r>
     </w:p>
     <w:p>
